--- a/projects/TRD-EHR/paper1-trd-prediction/parts/supplement/05-m4-predictors-and-structured-representation.docx
+++ b/projects/TRD-EHR/paper1-trd-prediction/parts/supplement/05-m4-predictors-and-structured-representation.docx
@@ -62,12 +62,18 @@
     <w:tbl>
       <w:tblPr>
         <w:tblStyle w:val="Table"/>
-        <w:tblW w:type="pct" w:w="0.0"/>
+        <w:tblW w:type="auto" w:w="0"/>
         <w:tblLook w:firstRow="1" w:lastRow="0" w:firstColumn="0" w:lastColumn="0" w:noHBand="0" w:noVBand="0" w:val="0020"/>
       </w:tblPr>
-      <w:tblGrid/>
-      <w:tr>
-        <w:tc>
+      <w:tblGrid>
+        <w:gridCol w:w="7920"/>
+      </w:tblGrid>
+      <w:tr>
+        <w:trPr>
+          <w:tblHeader w:val="on"/>
+        </w:trPr>
+        <w:tc>
+          <w:tcPr/>
           <w:p>
             <w:pPr>
               <w:pStyle w:val="Compact"/>
@@ -75,8 +81,8 @@
             </w:pPr>
             <w:r>
               <w:rPr>
+                <w:b/>
                 <w:bCs/>
-                <w:b/>
               </w:rPr>
               <w:t xml:space="preserve">Predictor</w:t>
             </w:r>
@@ -85,6 +91,7 @@
       </w:tr>
       <w:tr>
         <w:tc>
+          <w:tcPr/>
           <w:p>
             <w:pPr>
               <w:pStyle w:val="Compact"/>
@@ -98,6 +105,7 @@
       </w:tr>
       <w:tr>
         <w:tc>
+          <w:tcPr/>
           <w:p>
             <w:pPr>
               <w:pStyle w:val="Compact"/>
@@ -111,6 +119,7 @@
       </w:tr>
       <w:tr>
         <w:tc>
+          <w:tcPr/>
           <w:p>
             <w:pPr>
               <w:pStyle w:val="Compact"/>
@@ -124,6 +133,7 @@
       </w:tr>
       <w:tr>
         <w:tc>
+          <w:tcPr/>
           <w:p>
             <w:pPr>
               <w:pStyle w:val="Compact"/>
@@ -137,6 +147,7 @@
       </w:tr>
       <w:tr>
         <w:tc>
+          <w:tcPr/>
           <w:p>
             <w:pPr>
               <w:pStyle w:val="Compact"/>
@@ -150,6 +161,7 @@
       </w:tr>
       <w:tr>
         <w:tc>
+          <w:tcPr/>
           <w:p>
             <w:pPr>
               <w:pStyle w:val="Compact"/>
@@ -163,6 +175,7 @@
       </w:tr>
       <w:tr>
         <w:tc>
+          <w:tcPr/>
           <w:p>
             <w:pPr>
               <w:pStyle w:val="Compact"/>
@@ -176,6 +189,7 @@
       </w:tr>
       <w:tr>
         <w:tc>
+          <w:tcPr/>
           <w:p>
             <w:pPr>
               <w:pStyle w:val="Compact"/>
@@ -189,6 +203,7 @@
       </w:tr>
       <w:tr>
         <w:tc>
+          <w:tcPr/>
           <w:p>
             <w:pPr>
               <w:pStyle w:val="Compact"/>
@@ -202,6 +217,7 @@
       </w:tr>
       <w:tr>
         <w:tc>
+          <w:tcPr/>
           <w:p>
             <w:pPr>
               <w:pStyle w:val="Compact"/>
@@ -215,6 +231,7 @@
       </w:tr>
       <w:tr>
         <w:tc>
+          <w:tcPr/>
           <w:p>
             <w:pPr>
               <w:pStyle w:val="Compact"/>
@@ -228,6 +245,7 @@
       </w:tr>
       <w:tr>
         <w:tc>
+          <w:tcPr/>
           <w:p>
             <w:pPr>
               <w:pStyle w:val="Compact"/>
@@ -241,6 +259,7 @@
       </w:tr>
       <w:tr>
         <w:tc>
+          <w:tcPr/>
           <w:p>
             <w:pPr>
               <w:pStyle w:val="Compact"/>
@@ -254,6 +273,7 @@
       </w:tr>
       <w:tr>
         <w:tc>
+          <w:tcPr/>
           <w:p>
             <w:pPr>
               <w:pStyle w:val="Compact"/>
@@ -267,6 +287,7 @@
       </w:tr>
       <w:tr>
         <w:tc>
+          <w:tcPr/>
           <w:p>
             <w:pPr>
               <w:pStyle w:val="Compact"/>
@@ -290,12 +311,19 @@
     <w:tbl>
       <w:tblPr>
         <w:tblStyle w:val="Table"/>
-        <w:tblW w:type="pct" w:w="0.0"/>
+        <w:tblW w:type="auto" w:w="0"/>
         <w:tblLook w:firstRow="1" w:lastRow="0" w:firstColumn="0" w:lastColumn="0" w:noHBand="0" w:noVBand="0" w:val="0020"/>
       </w:tblPr>
-      <w:tblGrid/>
-      <w:tr>
-        <w:tc>
+      <w:tblGrid>
+        <w:gridCol w:w="3960"/>
+        <w:gridCol w:w="3960"/>
+      </w:tblGrid>
+      <w:tr>
+        <w:trPr>
+          <w:tblHeader w:val="on"/>
+        </w:trPr>
+        <w:tc>
+          <w:tcPr/>
           <w:p>
             <w:pPr>
               <w:pStyle w:val="Compact"/>
@@ -303,14 +331,15 @@
             </w:pPr>
             <w:r>
               <w:rPr>
+                <w:b/>
                 <w:bCs/>
-                <w:b/>
               </w:rPr>
               <w:t xml:space="preserve">Block</w:t>
             </w:r>
           </w:p>
         </w:tc>
         <w:tc>
+          <w:tcPr/>
           <w:p>
             <w:pPr>
               <w:pStyle w:val="Compact"/>
@@ -318,8 +347,8 @@
             </w:pPr>
             <w:r>
               <w:rPr>
+                <w:b/>
                 <w:bCs/>
-                <w:b/>
               </w:rPr>
               <w:t xml:space="preserve">Predictors</w:t>
             </w:r>
@@ -328,6 +357,7 @@
       </w:tr>
       <w:tr>
         <w:tc>
+          <w:tcPr/>
           <w:p>
             <w:pPr>
               <w:pStyle w:val="Compact"/>
@@ -339,6 +369,7 @@
           </w:p>
         </w:tc>
         <w:tc>
+          <w:tcPr/>
           <w:p>
             <w:pPr>
               <w:pStyle w:val="Compact"/>
@@ -352,6 +383,7 @@
       </w:tr>
       <w:tr>
         <w:tc>
+          <w:tcPr/>
           <w:p>
             <w:pPr>
               <w:pStyle w:val="Compact"/>
@@ -363,6 +395,7 @@
           </w:p>
         </w:tc>
         <w:tc>
+          <w:tcPr/>
           <w:p>
             <w:pPr>
               <w:pStyle w:val="Compact"/>
@@ -376,6 +409,7 @@
       </w:tr>
       <w:tr>
         <w:tc>
+          <w:tcPr/>
           <w:p>
             <w:pPr>
               <w:pStyle w:val="Compact"/>
@@ -387,6 +421,7 @@
           </w:p>
         </w:tc>
         <w:tc>
+          <w:tcPr/>
           <w:p>
             <w:pPr>
               <w:pStyle w:val="Compact"/>
@@ -400,6 +435,7 @@
       </w:tr>
       <w:tr>
         <w:tc>
+          <w:tcPr/>
           <w:p>
             <w:pPr>
               <w:pStyle w:val="Compact"/>
@@ -411,6 +447,7 @@
           </w:p>
         </w:tc>
         <w:tc>
+          <w:tcPr/>
           <w:p>
             <w:pPr>
               <w:pStyle w:val="Compact"/>
@@ -424,6 +461,7 @@
       </w:tr>
       <w:tr>
         <w:tc>
+          <w:tcPr/>
           <w:p>
             <w:pPr>
               <w:pStyle w:val="Compact"/>
@@ -435,6 +473,7 @@
           </w:p>
         </w:tc>
         <w:tc>
+          <w:tcPr/>
           <w:p>
             <w:pPr>
               <w:pStyle w:val="Compact"/>
@@ -448,6 +487,7 @@
       </w:tr>
       <w:tr>
         <w:tc>
+          <w:tcPr/>
           <w:p>
             <w:pPr>
               <w:pStyle w:val="Compact"/>
@@ -459,6 +499,7 @@
           </w:p>
         </w:tc>
         <w:tc>
+          <w:tcPr/>
           <w:p>
             <w:pPr>
               <w:pStyle w:val="Compact"/>
@@ -482,12 +523,20 @@
     <w:tbl>
       <w:tblPr>
         <w:tblStyle w:val="Table"/>
-        <w:tblW w:type="pct" w:w="0.0"/>
+        <w:tblW w:type="auto" w:w="0"/>
         <w:tblLook w:firstRow="1" w:lastRow="0" w:firstColumn="0" w:lastColumn="0" w:noHBand="0" w:noVBand="0" w:val="0020"/>
       </w:tblPr>
-      <w:tblGrid/>
-      <w:tr>
-        <w:tc>
+      <w:tblGrid>
+        <w:gridCol w:w="2640"/>
+        <w:gridCol w:w="2640"/>
+        <w:gridCol w:w="2640"/>
+      </w:tblGrid>
+      <w:tr>
+        <w:trPr>
+          <w:tblHeader w:val="on"/>
+        </w:trPr>
+        <w:tc>
+          <w:tcPr/>
           <w:p>
             <w:pPr>
               <w:pStyle w:val="Compact"/>
@@ -495,14 +544,15 @@
             </w:pPr>
             <w:r>
               <w:rPr>
+                <w:b/>
                 <w:bCs/>
-                <w:b/>
               </w:rPr>
               <w:t xml:space="preserve">Field</w:t>
             </w:r>
           </w:p>
         </w:tc>
         <w:tc>
+          <w:tcPr/>
           <w:p>
             <w:pPr>
               <w:pStyle w:val="Compact"/>
@@ -510,14 +560,15 @@
             </w:pPr>
             <w:r>
               <w:rPr>
+                <w:b/>
                 <w:bCs/>
-                <w:b/>
               </w:rPr>
               <w:t xml:space="preserve">One-hot columns</w:t>
             </w:r>
           </w:p>
         </w:tc>
         <w:tc>
+          <w:tcPr/>
           <w:p>
             <w:pPr>
               <w:pStyle w:val="Compact"/>
@@ -525,8 +576,8 @@
             </w:pPr>
             <w:r>
               <w:rPr>
+                <w:b/>
                 <w:bCs/>
-                <w:b/>
               </w:rPr>
               <w:t xml:space="preserve">Levels</w:t>
             </w:r>
@@ -535,6 +586,7 @@
       </w:tr>
       <w:tr>
         <w:tc>
+          <w:tcPr/>
           <w:p>
             <w:pPr>
               <w:pStyle w:val="Compact"/>
@@ -546,6 +598,7 @@
           </w:p>
         </w:tc>
         <w:tc>
+          <w:tcPr/>
           <w:p>
             <w:pPr>
               <w:pStyle w:val="Compact"/>
@@ -557,6 +610,7 @@
           </w:p>
         </w:tc>
         <w:tc>
+          <w:tcPr/>
           <w:p>
             <w:pPr>
               <w:pStyle w:val="Compact"/>
@@ -570,6 +624,7 @@
       </w:tr>
       <w:tr>
         <w:tc>
+          <w:tcPr/>
           <w:p>
             <w:pPr>
               <w:pStyle w:val="Compact"/>
@@ -581,6 +636,7 @@
           </w:p>
         </w:tc>
         <w:tc>
+          <w:tcPr/>
           <w:p>
             <w:pPr>
               <w:pStyle w:val="Compact"/>
@@ -592,6 +648,7 @@
           </w:p>
         </w:tc>
         <w:tc>
+          <w:tcPr/>
           <w:p>
             <w:pPr>
               <w:pStyle w:val="Compact"/>
@@ -605,6 +662,7 @@
       </w:tr>
       <w:tr>
         <w:tc>
+          <w:tcPr/>
           <w:p>
             <w:pPr>
               <w:pStyle w:val="Compact"/>
@@ -616,6 +674,7 @@
           </w:p>
         </w:tc>
         <w:tc>
+          <w:tcPr/>
           <w:p>
             <w:pPr>
               <w:pStyle w:val="Compact"/>
@@ -627,6 +686,7 @@
           </w:p>
         </w:tc>
         <w:tc>
+          <w:tcPr/>
           <w:p>
             <w:pPr>
               <w:pStyle w:val="Compact"/>
@@ -640,6 +700,7 @@
       </w:tr>
       <w:tr>
         <w:tc>
+          <w:tcPr/>
           <w:p>
             <w:pPr>
               <w:pStyle w:val="Compact"/>
@@ -651,6 +712,7 @@
           </w:p>
         </w:tc>
         <w:tc>
+          <w:tcPr/>
           <w:p>
             <w:pPr>
               <w:pStyle w:val="Compact"/>
@@ -662,6 +724,7 @@
           </w:p>
         </w:tc>
         <w:tc>
+          <w:tcPr/>
           <w:p>
             <w:pPr>
               <w:pStyle w:val="Compact"/>
@@ -675,6 +738,7 @@
       </w:tr>
       <w:tr>
         <w:tc>
+          <w:tcPr/>
           <w:p>
             <w:pPr>
               <w:pStyle w:val="Compact"/>
@@ -686,6 +750,7 @@
           </w:p>
         </w:tc>
         <w:tc>
+          <w:tcPr/>
           <w:p>
             <w:pPr>
               <w:pStyle w:val="Compact"/>
@@ -697,6 +762,7 @@
           </w:p>
         </w:tc>
         <w:tc>
+          <w:tcPr/>
           <w:p>
             <w:pPr>
               <w:pStyle w:val="Compact"/>
@@ -710,6 +776,7 @@
       </w:tr>
       <w:tr>
         <w:tc>
+          <w:tcPr/>
           <w:p>
             <w:pPr>
               <w:pStyle w:val="Compact"/>
@@ -721,6 +788,7 @@
           </w:p>
         </w:tc>
         <w:tc>
+          <w:tcPr/>
           <w:p>
             <w:pPr>
               <w:pStyle w:val="Compact"/>
@@ -732,6 +800,7 @@
           </w:p>
         </w:tc>
         <w:tc>
+          <w:tcPr/>
           <w:p>
             <w:pPr>
               <w:pStyle w:val="Compact"/>
@@ -745,6 +814,7 @@
       </w:tr>
       <w:tr>
         <w:tc>
+          <w:tcPr/>
           <w:p>
             <w:pPr>
               <w:pStyle w:val="Compact"/>
@@ -756,6 +826,7 @@
           </w:p>
         </w:tc>
         <w:tc>
+          <w:tcPr/>
           <w:p>
             <w:pPr>
               <w:pStyle w:val="Compact"/>
@@ -767,6 +838,7 @@
           </w:p>
         </w:tc>
         <w:tc>
+          <w:tcPr/>
           <w:p>
             <w:pPr>
               <w:pStyle w:val="Compact"/>
@@ -780,6 +852,7 @@
       </w:tr>
       <w:tr>
         <w:tc>
+          <w:tcPr/>
           <w:p>
             <w:pPr>
               <w:pStyle w:val="Compact"/>
@@ -791,6 +864,7 @@
           </w:p>
         </w:tc>
         <w:tc>
+          <w:tcPr/>
           <w:p>
             <w:pPr>
               <w:pStyle w:val="Compact"/>
@@ -802,6 +876,7 @@
           </w:p>
         </w:tc>
         <w:tc>
+          <w:tcPr/>
           <w:p>
             <w:pPr>
               <w:pStyle w:val="Compact"/>
@@ -1026,14 +1101,14 @@
     </w:lvl>
   </w:abstractNum>
   <w:abstractNum w:abstractNumId="990">
-    <w:nsid w:val="2c1ae401"/>
+    <w:nsid w:val="0000A990"/>
     <w:multiLevelType w:val="multilevel"/>
     <w:lvl w:ilvl="0">
       <w:numFmt w:val="bullet"/>
       <w:lvlText w:val=" "/>
       <w:lvlJc w:val="left"/>
       <w:pPr>
-        <w:ind w:left="720" w:hanging="480"/>
+        <w:ind w:left="720" w:hanging="360"/>
       </w:pPr>
     </w:lvl>
     <w:lvl w:ilvl="1">
@@ -1041,7 +1116,7 @@
       <w:lvlText w:val=" "/>
       <w:lvlJc w:val="left"/>
       <w:pPr>
-        <w:ind w:left="1440" w:hanging="480"/>
+        <w:ind w:left="1440" w:hanging="360"/>
       </w:pPr>
     </w:lvl>
     <w:lvl w:ilvl="2">
@@ -1049,7 +1124,7 @@
       <w:lvlText w:val=" "/>
       <w:lvlJc w:val="left"/>
       <w:pPr>
-        <w:ind w:left="2160" w:hanging="480"/>
+        <w:ind w:left="2160" w:hanging="360"/>
       </w:pPr>
     </w:lvl>
     <w:lvl w:ilvl="3">
@@ -1057,7 +1132,7 @@
       <w:lvlText w:val=" "/>
       <w:lvlJc w:val="left"/>
       <w:pPr>
-        <w:ind w:left="2880" w:hanging="480"/>
+        <w:ind w:left="2880" w:hanging="360"/>
       </w:pPr>
     </w:lvl>
     <w:lvl w:ilvl="4">
@@ -1065,7 +1140,7 @@
       <w:lvlText w:val=" "/>
       <w:lvlJc w:val="left"/>
       <w:pPr>
-        <w:ind w:left="3600" w:hanging="480"/>
+        <w:ind w:left="3600" w:hanging="360"/>
       </w:pPr>
     </w:lvl>
     <w:lvl w:ilvl="5">
@@ -1073,7 +1148,7 @@
       <w:lvlText w:val=" "/>
       <w:lvlJc w:val="left"/>
       <w:pPr>
-        <w:ind w:left="4320" w:hanging="480"/>
+        <w:ind w:left="4320" w:hanging="360"/>
       </w:pPr>
     </w:lvl>
     <w:lvl w:ilvl="6">
@@ -1081,7 +1156,7 @@
       <w:lvlText w:val=" "/>
       <w:lvlJc w:val="left"/>
       <w:pPr>
-        <w:ind w:left="5040" w:hanging="480"/>
+        <w:ind w:left="5040" w:hanging="360"/>
       </w:pPr>
     </w:lvl>
     <w:lvl w:ilvl="7">
@@ -1089,7 +1164,7 @@
       <w:lvlText w:val=" "/>
       <w:lvlJc w:val="left"/>
       <w:pPr>
-        <w:ind w:left="5760" w:hanging="480"/>
+        <w:ind w:left="5760" w:hanging="360"/>
       </w:pPr>
     </w:lvl>
     <w:lvl w:ilvl="8">
@@ -1097,7 +1172,7 @@
       <w:lvlText w:val=" "/>
       <w:lvlJc w:val="left"/>
       <w:pPr>
-        <w:ind w:left="6480" w:hanging="480"/>
+        <w:ind w:left="6480" w:hanging="360"/>
       </w:pPr>
     </w:lvl>
   </w:abstractNum>
@@ -1848,8 +1923,8 @@
     <w:name w:val="KeywordTok"/>
     <w:basedOn w:val="VerbatimChar"/>
     <w:rPr>
+      <w:b/>
       <w:color w:val="007020"/>
-      <w:b/>
     </w:rPr>
   </w:style>
   <w:style w:type="character" w:customStyle="1" w:styleId="DataTypeTok">
@@ -1925,40 +2000,43 @@
   <w:style w:type="character" w:customStyle="1" w:styleId="ImportTok">
     <w:name w:val="ImportTok"/>
     <w:basedOn w:val="VerbatimChar"/>
-    <w:rPr/>
+    <w:rPr>
+      <w:b/>
+      <w:color w:val="008000"/>
+    </w:rPr>
   </w:style>
   <w:style w:type="character" w:customStyle="1" w:styleId="CommentTok">
     <w:name w:val="CommentTok"/>
     <w:basedOn w:val="VerbatimChar"/>
     <w:rPr>
+      <w:i/>
       <w:color w:val="60a0b0"/>
-      <w:i/>
     </w:rPr>
   </w:style>
   <w:style w:type="character" w:customStyle="1" w:styleId="DocumentationTok">
     <w:name w:val="DocumentationTok"/>
     <w:basedOn w:val="VerbatimChar"/>
     <w:rPr>
+      <w:i/>
       <w:color w:val="ba2121"/>
-      <w:i/>
     </w:rPr>
   </w:style>
   <w:style w:type="character" w:customStyle="1" w:styleId="AnnotationTok">
     <w:name w:val="AnnotationTok"/>
     <w:basedOn w:val="VerbatimChar"/>
     <w:rPr>
-      <w:color w:val="60a0b0"/>
       <w:b/>
       <w:i/>
+      <w:color w:val="60a0b0"/>
     </w:rPr>
   </w:style>
   <w:style w:type="character" w:customStyle="1" w:styleId="CommentVarTok">
     <w:name w:val="CommentVarTok"/>
     <w:basedOn w:val="VerbatimChar"/>
     <w:rPr>
-      <w:color w:val="60a0b0"/>
       <w:b/>
       <w:i/>
+      <w:color w:val="60a0b0"/>
     </w:rPr>
   </w:style>
   <w:style w:type="character" w:customStyle="1" w:styleId="OtherTok">
@@ -1986,8 +2064,8 @@
     <w:name w:val="ControlFlowTok"/>
     <w:basedOn w:val="VerbatimChar"/>
     <w:rPr>
+      <w:b/>
       <w:color w:val="007020"/>
-      <w:b/>
     </w:rPr>
   </w:style>
   <w:style w:type="character" w:customStyle="1" w:styleId="OperatorTok">
@@ -2000,7 +2078,9 @@
   <w:style w:type="character" w:customStyle="1" w:styleId="BuiltInTok">
     <w:name w:val="BuiltInTok"/>
     <w:basedOn w:val="VerbatimChar"/>
-    <w:rPr/>
+    <w:rPr>
+      <w:color w:val="008000"/>
+    </w:rPr>
   </w:style>
   <w:style w:type="character" w:customStyle="1" w:styleId="ExtensionTok">
     <w:name w:val="ExtensionTok"/>
@@ -2030,34 +2110,34 @@
     <w:name w:val="InformationTok"/>
     <w:basedOn w:val="VerbatimChar"/>
     <w:rPr>
-      <w:color w:val="60a0b0"/>
       <w:b/>
       <w:i/>
+      <w:color w:val="60a0b0"/>
     </w:rPr>
   </w:style>
   <w:style w:type="character" w:customStyle="1" w:styleId="WarningTok">
     <w:name w:val="WarningTok"/>
     <w:basedOn w:val="VerbatimChar"/>
     <w:rPr>
-      <w:color w:val="60a0b0"/>
       <w:b/>
       <w:i/>
+      <w:color w:val="60a0b0"/>
     </w:rPr>
   </w:style>
   <w:style w:type="character" w:customStyle="1" w:styleId="AlertTok">
     <w:name w:val="AlertTok"/>
     <w:basedOn w:val="VerbatimChar"/>
     <w:rPr>
+      <w:b/>
       <w:color w:val="ff0000"/>
-      <w:b/>
     </w:rPr>
   </w:style>
   <w:style w:type="character" w:customStyle="1" w:styleId="ErrorTok">
     <w:name w:val="ErrorTok"/>
     <w:basedOn w:val="VerbatimChar"/>
     <w:rPr>
+      <w:b/>
       <w:color w:val="ff0000"/>
-      <w:b/>
     </w:rPr>
   </w:style>
   <w:style w:type="character" w:customStyle="1" w:styleId="NormalTok">
